--- a/az/discovery-articles/3.16 Yüksəksürətli dəmir yolu.docx
+++ b/az/discovery-articles/3.16 Yüksəksürətli dəmir yolu.docx
@@ -4,580 +4,386 @@
   <w:body>
     <w:p>
       <w:pPr>
-        <w:keepNext/>
-        <w:spacing w:before="280" w:after="120"/>
+        <w:pStyle w:val="Title"/>
+        <w:widowControl/>
       </w:pPr>
       <w:r>
-        <w:rPr>
-          <w:rFonts w:ascii="Calibri" w:hAnsi="Calibri" w:eastAsia="Calibri"/>
-          <w:b/>
-          <w:i w:val="0"/>
-          <w:color w:val="004E8C"/>
-          <w:sz w:val="44"/>
-        </w:rPr>
         <w:t>3.16 Yüksəksürətli dəmir yolu</w:t>
       </w:r>
     </w:p>
     <w:p>
       <w:pPr>
-        <w:spacing w:after="80"/>
+        <w:keepNext/>
+        <w:widowControl/>
       </w:pPr>
       <w:r>
         <w:rPr>
-          <w:rFonts w:ascii="Calibri" w:hAnsi="Calibri" w:eastAsia="Calibri"/>
-          <w:b w:val="0"/>
-          <w:i/>
-          <w:color w:val="505050"/>
-          <w:sz w:val="22"/>
+          <w:sz w:val="20"/>
         </w:rPr>
-        <w:t>3. Sənaye, enerji və nəqliyyat</w:t>
-      </w:r>
-    </w:p>
-    <w:p>
-      <w:pPr>
-        <w:spacing w:after="200"/>
-      </w:pPr>
-      <w:r>
-        <w:rPr>
-          <w:rFonts w:ascii="Calibri" w:hAnsi="Calibri" w:eastAsia="Calibri"/>
-          <w:b w:val="0"/>
-          <w:i/>
-          <w:sz w:val="22"/>
-        </w:rPr>
-        <w:t>Dövr: 1964-cü ildən başlayaraq (Şinkansen); sonralar TGV və qlobal yüksəksürətli şəbəkələr | Əsas simalar: Yaponiya Milli Dəmir Yollarının Şinkansen mühəndisləri; SNCF-nin TGV komandaları; daha sonra Çin və başqa ölkələrin milli yüksəksürətli dəmir yolu proqramları</w:t>
-      </w:r>
-    </w:p>
-    <w:p>
-      <w:pPr>
-        <w:spacing w:after="160" w:line="276" w:lineRule="auto"/>
-      </w:pPr>
-      <w:r>
-        <w:rPr>
-          <w:rFonts w:ascii="Calibri" w:hAnsi="Calibri" w:eastAsia="Calibri"/>
-          <w:b w:val="0"/>
-          <w:i w:val="0"/>
-          <w:sz w:val="22"/>
-        </w:rPr>
-        <w:t>Yüksəksürətli dəmir yolu, adətən saatda 250 kilometrdən artıq sürətlə hərəkət edən sərnişin qatarları üçün xüsusi layihələndirilmiş xəttdir. Dəmir yolunun etibarlılığını quruda təyyarəyə yaxın sürətlə birləşdirən bu sistem şəhərlərarası səfərləri kökündən dəyişdirdi.</w:t>
+        <w:t>3 Sənaye enerji və nəqliyyat</w:t>
       </w:r>
     </w:p>
     <w:p>
       <w:pPr>
         <w:keepNext/>
-        <w:spacing w:before="240" w:after="120"/>
+        <w:widowControl/>
       </w:pPr>
       <w:r>
         <w:rPr>
-          <w:rFonts w:ascii="Calibri" w:hAnsi="Calibri" w:eastAsia="Calibri"/>
-          <w:b/>
-          <w:i w:val="0"/>
-          <w:color w:val="004E8C"/>
-          <w:sz w:val="28"/>
+          <w:sz w:val="20"/>
         </w:rPr>
-        <w:t>Əsas faktlar</w:t>
+        <w:t>Dövr: təxminən 1964-cü ildən (Şinkansen); sonralar TGV və qlobal yüksəksürətli şəbəkələr | Əsas iştirakçılar: Yaponiya Milli Dəmir Yollarının Şinkansen mühəndisləri; Fransa Milli Dəmir Yolu Şirkətinin (SNCF) TGV komandaları; Çin və digər ölkələrin sonrakı proqramları</w:t>
+      </w:r>
+    </w:p>
+    <w:p>
+      <w:pPr>
+        <w:widowControl/>
+      </w:pPr>
+      <w:r>
+        <w:t>Yüksəksürətli dəmir yolu xüsusi layihələndirilmiş xətlərdə, çox vaxt 250 km/saatdan artıq sürətlə sərnişin daşıyır. Dəmir yolunun etibarlılığını quruda aviasiyaya yaxın sürətlə birləşdirərək şəhərlərarası səfərləri dəyişdi.</w:t>
+      </w:r>
+    </w:p>
+    <w:p>
+      <w:pPr>
+        <w:pStyle w:val="Heading1"/>
+        <w:widowControl/>
+      </w:pPr>
+      <w:r>
+        <w:t>Əsas məlumatlar</w:t>
       </w:r>
     </w:p>
     <w:p>
       <w:pPr>
         <w:pStyle w:val="ListBullet"/>
+        <w:widowControl/>
       </w:pPr>
       <w:r>
-        <w:rPr>
-          <w:rFonts w:ascii="Calibri" w:hAnsi="Calibri" w:eastAsia="Calibri"/>
-          <w:b w:val="0"/>
-          <w:i w:val="0"/>
-          <w:sz w:val="22"/>
-        </w:rPr>
-        <w:t>Yaponiyanın Tokio ilə Osaka arasındakı Tokaido Şinkansen xətti 1964-cü ildə açılıb</w:t>
+        <w:t>Yaponiyanın Tokio ilə Osaka arasındakı Tokaydo Şinkansen xətti 1964-cü ildə açıldı.</w:t>
       </w:r>
     </w:p>
     <w:p>
       <w:pPr>
         <w:pStyle w:val="ListBullet"/>
+        <w:widowControl/>
       </w:pPr>
       <w:r>
-        <w:rPr>
-          <w:rFonts w:ascii="Calibri" w:hAnsi="Calibri" w:eastAsia="Calibri"/>
-          <w:b w:val="0"/>
-          <w:i w:val="0"/>
-          <w:sz w:val="22"/>
-        </w:rPr>
-        <w:t>Fransanın TGV qatarı 1981-ci ildə kommersiya xidmətinə başlayıb və sonralar yeni sürət rekordları müəyyənləşdirib</w:t>
+        <w:t>Fransanın TGV — «yüksəksürətli qatar» — xidməti 1981-ci ildə kommersiya daşımalarına başladı və sonralar sürət rekordları qoydu.</w:t>
       </w:r>
     </w:p>
     <w:p>
       <w:pPr>
         <w:pStyle w:val="ListBullet"/>
+        <w:widowControl/>
       </w:pPr>
       <w:r>
-        <w:rPr>
-          <w:rFonts w:ascii="Calibri" w:hAnsi="Calibri" w:eastAsia="Calibri"/>
-          <w:b w:val="0"/>
-          <w:i w:val="0"/>
-          <w:sz w:val="22"/>
-        </w:rPr>
-        <w:t>Yalnız qatarlar üçün ayrılmış yol, geniş radiuslu döngələr və qabaqcıl siqnal sistemi yüksək sürəti davamlı saxlamağa imkan verir</w:t>
+        <w:t>Ayrılmış yol zolağı, az əyilən döngələr və qabaqcıl siqnalizasiya yüksək sürəti davamlı saxlamağa imkan verir.</w:t>
       </w:r>
     </w:p>
     <w:p>
       <w:pPr>
         <w:pStyle w:val="ListBullet"/>
+        <w:widowControl/>
       </w:pPr>
       <w:r>
-        <w:rPr>
-          <w:rFonts w:ascii="Calibri" w:hAnsi="Calibri" w:eastAsia="Calibri"/>
-          <w:b w:val="0"/>
-          <w:i w:val="0"/>
-          <w:sz w:val="22"/>
-        </w:rPr>
-        <w:t>Çin sonradan marşrut uzunluğuna görə dünyanın ən böyük yüksəksürətli dəmir yolu şəbəkəsini qurub</w:t>
+        <w:t>Çin sonralar marşrut uzunluğuna görə dünyanın ən böyük yüksəksürətli şəbəkəsini qurdu.</w:t>
       </w:r>
     </w:p>
     <w:p>
       <w:pPr>
         <w:pStyle w:val="ListBullet"/>
+        <w:widowControl/>
       </w:pPr>
       <w:r>
-        <w:rPr>
-          <w:rFonts w:ascii="Calibri" w:hAnsi="Calibri" w:eastAsia="Calibri"/>
-          <w:b w:val="0"/>
-          <w:i w:val="0"/>
-          <w:sz w:val="22"/>
-        </w:rPr>
-        <w:t>Yüksəksürətli qatarlar vaxt, karbon emissiyası və şəhər mərkəzinə birbaşa çıxış baxımından qısaməsafəli uçuşlarla rəqabət aparır</w:t>
+        <w:t>Bu nəqliyyat qısa hava səfərləri ilə vaxt, karbon tullantısı və şəhər mərkəzinə çıxış baxımından rəqabət aparır.</w:t>
       </w:r>
     </w:p>
     <w:p>
       <w:pPr>
-        <w:keepNext/>
-        <w:spacing w:before="240" w:after="120"/>
+        <w:pStyle w:val="Heading1"/>
+        <w:widowControl/>
       </w:pPr>
       <w:r>
-        <w:rPr>
-          <w:rFonts w:ascii="Calibri" w:hAnsi="Calibri" w:eastAsia="Calibri"/>
-          <w:b/>
-          <w:i w:val="0"/>
-          <w:color w:val="004E8C"/>
-          <w:sz w:val="28"/>
-        </w:rPr>
         <w:t>Bu nədir</w:t>
       </w:r>
     </w:p>
     <w:p>
       <w:pPr>
-        <w:spacing w:after="160" w:line="276" w:lineRule="auto"/>
+        <w:widowControl/>
       </w:pPr>
       <w:r>
-        <w:rPr>
-          <w:rFonts w:ascii="Calibri" w:hAnsi="Calibri" w:eastAsia="Calibri"/>
-          <w:b w:val="0"/>
-          <w:i w:val="0"/>
-          <w:sz w:val="22"/>
-        </w:rPr>
-        <w:t>Yüksəksürətli dəmir yolu adi qatarlardan xeyli sürətli kommersiya hərəkəti üçün nəzərdə tutulan sərnişin sistemidir. O, əsasən böyük radiuslu döngələri, müxtəlif səviyyəli keçidləri və maşinist kabinəsinə ötürülən siqnalları olan xüsusi xətlərdə işləyir. Axımlı formalı qatar tərkibləri, güclü elektrik dartısı və ciddi texniki xidmət sıx cədvəlin təhlükəsiz yerinə yetirilməsini təmin edir. Bəzi sistemlər maqnit yastığından istifadə edir, əksəriyyətində isə polad təkər polad rels üzərində hərəkət edir. Sadə desək, bu, şəhər mərkəzlərində dayanan və quruda hərəkət edən təyyarə kimidir. İxtira təkcə sürətli lokomotiv deyil; rels, qatar, enerji təchizatı və istismar qaydalarının vahid sistemidir.</w:t>
+        <w:t>Yüksəksürətli dəmir yolu adi qatarlardan xeyli yüksək davamlı xidmət sürəti üçün qurulur. Adətən böyük radiuslu döngələri, müxtəlif səviyyələrdə kəsişmələri və maşinist kabinəsində siqnal göstəriciləri olan xüsusi xətlərdən istifadə edilir. Axına uyğun formalı qatarlar, güclü dartı və ciddi texniki qulluq sıx cədvəli təhlükəsiz saxlayır. Bəzi sistemlər maqnit yastığından istifadə etsə də, əksəriyyətdə polad təkər polad rels üzərində gedir. Bu, şəhər mərkəzində dayanan quru təyyarəsinə bənzəyir. Yenilik yalnız sürətli lokomotiv deyil, yol, qatar, enerji və istismarın bütöv sistemidir.</w:t>
       </w:r>
     </w:p>
     <w:p>
       <w:pPr>
-        <w:keepNext/>
-        <w:spacing w:before="240" w:after="120"/>
+        <w:pStyle w:val="Heading1"/>
+        <w:widowControl/>
       </w:pPr>
       <w:r>
-        <w:rPr>
-          <w:rFonts w:ascii="Calibri" w:hAnsi="Calibri" w:eastAsia="Calibri"/>
-          <w:b/>
-          <w:i w:val="0"/>
-          <w:color w:val="004E8C"/>
-          <w:sz w:val="28"/>
-        </w:rPr>
-        <w:t>Onu kim kəşf və ya ixtira edib</w:t>
+        <w:t>Kim kəşf edib və ya yaradıb</w:t>
       </w:r>
     </w:p>
     <w:p>
       <w:pPr>
-        <w:spacing w:after="160" w:line="276" w:lineRule="auto"/>
+        <w:widowControl/>
       </w:pPr>
       <w:r>
-        <w:rPr>
-          <w:rFonts w:ascii="Calibri" w:hAnsi="Calibri" w:eastAsia="Calibri"/>
-          <w:b w:val="0"/>
-          <w:i w:val="0"/>
-          <w:sz w:val="22"/>
-        </w:rPr>
-        <w:t>Müharibədən sonrakı Yaponiyanın dəmir yolu mühəndisləri dünyanın müxtəlif yerlərində keçirilmiş əvvəlki axımlı qatar sınaqlarına əsaslanaraq uzunmüddətli kommersiya uğuru qazanan ilk Şinkanseni yaratdılar. Fransanın SNCF komandaları TGV-ni Avropa üçün nümunəvi sistemə çevirdilər; Almaniya, İspaniya, İtaliya, Çin və başqa ölkələr yerli variantlar hazırladı. Burada əsas pay qarajda çalışan tək ixtiraçıya deyil, milli proqramlara və təchizatçı şirkətlərə məxsusdur. Maşinistlər, dispetçerlər və yol işçiləri sistemin verdiyi vədi hər gün yerinə yetirir. Qatarların məşhur xarici görünüşünün arxasında hərəkət tərkibi qədər böyük mülki mühəndislik nailiyyəti də dayanır.</w:t>
+        <w:t>Müharibədən sonrakı Yaponiya mühəndisləri dünyadakı əvvəlki aerodinamik qatar təcrübələrinə əsaslanaraq davamlı kommersiya Şinkansen xidmətini yaratdılar. Fransanın SNCF komandaları TGV-ni Avropa modelinə çevirdi. Almaniya, İspaniya, İtaliya, Çin və başqaları yerli variantlar hazırladılar. Nailiyyət tək emalatxana ixtiraçısından çox milli proqramların və təchizatçıların işidir. Maşinistlər, siqnalçılar və yol işçiləri bu vədi hər gün gerçəkləşdirir. Məşhur qatar görünüşünün arxasında vaqonlar qədər böyük inşaat mühəndisliyi dayanır.</w:t>
       </w:r>
     </w:p>
     <w:p>
       <w:pPr>
-        <w:keepNext/>
-        <w:spacing w:before="240" w:after="120"/>
+        <w:pStyle w:val="Heading1"/>
+        <w:widowControl/>
       </w:pPr>
       <w:r>
-        <w:rPr>
-          <w:rFonts w:ascii="Calibri" w:hAnsi="Calibri" w:eastAsia="Calibri"/>
-          <w:b/>
-          <w:i w:val="0"/>
-          <w:color w:val="004E8C"/>
-          <w:sz w:val="28"/>
-        </w:rPr>
-        <w:t>Nə vaxt və necə meydana gəlib</w:t>
+        <w:t>Nə vaxt və necə yaranıb</w:t>
       </w:r>
     </w:p>
     <w:p>
       <w:pPr>
-        <w:spacing w:after="160" w:line="276" w:lineRule="auto"/>
+        <w:widowControl/>
       </w:pPr>
       <w:r>
-        <w:rPr>
-          <w:rFonts w:ascii="Calibri" w:hAnsi="Calibri" w:eastAsia="Calibri"/>
-          <w:b w:val="0"/>
-          <w:i w:val="0"/>
-          <w:sz w:val="22"/>
-        </w:rPr>
-        <w:t>1964-cü ildə Şinkansen yüksək sürətin birdəfəlik rekord deyil, gündəlik xidmət ola biləcəyini sübut etdi. 1980–1990-cı illərdə Avropadakı yüksəliş, XXI əsrdə isə Çinin genişmiqyaslı tikintisi xətlərin ümumi uzunluğunu dəfələrlə artırdı. Marşrutları siyasət və maliyyə müəyyənləşdirirdi, onların işləməsini isə texnologiya mümkün edirdi. Gecələr ayrılan texniki xidmət saatları və Yaponiyada zəlzələni aşkarlayan sistemlər sürət mədəniyyətinin ayrılmaz hissəsinə çevrildi. Yüksəksürətli xətlər əsasən paytaxtlar və nəhəng şəhər bölgələri arasında qatarları dolduracaq qədər əhali sıxlığı olan yerlərdə yayıldı.</w:t>
+        <w:t>1964-cü il Şinkanseni yüksək sürətin bir dəfəlik rekord deyil, gündəlik xidmət ola bildiyini göstərdi. Avropanın 1980–1990-cı illərdəki genişlənməsi və Çinin XXI əsr tikintisi marşrut uzunluğunu artırdı. Xətlərin haradan keçəcəyini siyasət və maliyyə, işləyə bilməsini isə texnologiya müəyyənləşdirirdi. Gecə texniki qulluq vaxtları və Yaponiyada zəlzələ aşkarlanması sürət mədəniyyətinin hissəsinə çevrildi. Xətlər əsasən paytaxtlar və böyük şəhər bölgələri arasında yerləri dolduracaq qədər sıx əhali olan ərazilərdə yayıldı.</w:t>
       </w:r>
     </w:p>
     <w:p>
       <w:pPr>
-        <w:keepNext/>
-        <w:spacing w:before="240" w:after="120"/>
+        <w:pStyle w:val="Heading1"/>
+        <w:widowControl/>
       </w:pPr>
       <w:r>
-        <w:rPr>
-          <w:rFonts w:ascii="Calibri" w:hAnsi="Calibri" w:eastAsia="Calibri"/>
-          <w:b/>
-          <w:i w:val="0"/>
-          <w:color w:val="004E8C"/>
-          <w:sz w:val="28"/>
-        </w:rPr>
-        <w:t>Elmi baxımdan əhəmiyyəti</w:t>
+        <w:t>Elm üçün əhəmiyyəti</w:t>
       </w:r>
     </w:p>
     <w:p>
       <w:pPr>
-        <w:spacing w:after="160" w:line="276" w:lineRule="auto"/>
+        <w:widowControl/>
       </w:pPr>
       <w:r>
-        <w:rPr>
-          <w:rFonts w:ascii="Calibri" w:hAnsi="Calibri" w:eastAsia="Calibri"/>
-          <w:b w:val="0"/>
-          <w:i w:val="0"/>
-          <w:sz w:val="22"/>
-        </w:rPr>
-        <w:t>Yüksəksürətli dəmir yolu aerodinamika, təkər-rels dinamikası, səs-küyün azaldılması və nasazlıq zamanı təhlükəsiz rejimə keçən siqnal sistemlərinin inkişafını tələb edir. Kontakt şəbəkəsi və güc elektronikası fasiləsiz böyük enerji tələbatını ödəməlidir. İnsan amilləri üzrə tədqiqatlar yüksək sürətdə rahatlığı və təxliyəni öyrənir. Xəttin həndəsəsi beton və poladda ifadə olunan tətbiqi riyaziyyatdır. Bütün sistem etibarlılıq üzrə nəhəng təcrübədir: layihənin məqsədi milyonlarla sərnişin-kilometr ərzində ağır qəza ehtimalını son dərəcə aşağı saxlamaqdır.</w:t>
+        <w:t>Yüksək sürət aerodinamika, təkər–rels dinamikası, səs-küyə nəzarət və nasazlıqda təhlükəsiz vəziyyətə keçən siqnalizasiyanı inkişaf etdirir. Üst kontakt xətləri və güc elektronikası davamlı böyük tələbatı ödəməlidir. İnsan amili araşdırmaları sürətdə rahatlığı və təxliyəni öyrənir. Yolun həndəsəsi tətbiqi riyaziyyatın tikintidə ifadəsidir. Məqsəd milyonlarla sərnişin-kilometr daşımada fəlakətli nasazlığın nadir olmasıdır; sistem iri etibarlılıq sınağıdır.</w:t>
       </w:r>
     </w:p>
     <w:p>
       <w:pPr>
-        <w:keepNext/>
-        <w:spacing w:before="240" w:after="120"/>
+        <w:pStyle w:val="Heading1"/>
+        <w:widowControl/>
       </w:pPr>
       <w:r>
-        <w:rPr>
-          <w:rFonts w:ascii="Calibri" w:hAnsi="Calibri" w:eastAsia="Calibri"/>
-          <w:b/>
-          <w:i w:val="0"/>
-          <w:color w:val="004E8C"/>
-          <w:sz w:val="28"/>
-        </w:rPr>
-        <w:t>Sonrakı inkişaflara necə təsir göstərib</w:t>
+        <w:t>Sonrakı inkişafa təsiri</w:t>
       </w:r>
     </w:p>
     <w:p>
       <w:pPr>
-        <w:spacing w:after="160" w:line="276" w:lineRule="auto"/>
+        <w:widowControl/>
       </w:pPr>
       <w:r>
-        <w:rPr>
-          <w:rFonts w:ascii="Calibri" w:hAnsi="Calibri" w:eastAsia="Calibri"/>
-          <w:b w:val="0"/>
-          <w:i w:val="0"/>
-          <w:sz w:val="22"/>
-        </w:rPr>
-        <w:t>Yüksəksürətli dəhlizlər hava yolları ilə rəqabəti və regional planlaşdırmanı dəyişdirdi. Burada yaranan texnologiyalar adi dəmir yollarının yenilənməsinə də keçdi; əyilən gövdəli qatarlar və müasir siqnal sistemləri buna nümunədir. Maqnit yastıqlı qatar layihələri fərqli fiziki prinsipdən istifadə etsə də, eyni sürət iddiasını davam etdirir. Turizm, işgüzar səfərlər və əmək bazarları xətlər boyunca daha geniş əraziyə yayıldı. İqlim siyasətində şəbəkələrin genişləndirilməsinə əsas kimi çox vaxt sərnişinlərin təyyarədən qatara keçirilməsi göstərilir.</w:t>
+        <w:t>Yüksəksürətli dəhlizlər hava limanları ilə rəqabəti və regional planlaşdırmanı dəyişdi. Əyilən gövdəli qatarlar və müasir siqnalizasiya kimi həllər adi xətlərə də keçdi. Maqnit yastıqlı layihələr başqa fizika ilə eyni sürət məqsədini güdür. Turizm, iş səfərləri və əmək bazarları xətlər boyunca genişlənir. İqlim siyasətində hava nəqliyyatından dəmir yoluna keçid şəbəkələrin böyüdülməsinə əsas kimi tez-tez göstərilir.</w:t>
       </w:r>
     </w:p>
     <w:p>
       <w:pPr>
-        <w:keepNext/>
-        <w:spacing w:before="240" w:after="120"/>
+        <w:pStyle w:val="Heading1"/>
+        <w:widowControl/>
       </w:pPr>
       <w:r>
-        <w:rPr>
-          <w:rFonts w:ascii="Calibri" w:hAnsi="Calibri" w:eastAsia="Calibri"/>
-          <w:b/>
-          <w:i w:val="0"/>
-          <w:color w:val="004E8C"/>
-          <w:sz w:val="28"/>
-        </w:rPr>
         <w:t>İnsan həyatını necə dəyişib</w:t>
       </w:r>
     </w:p>
     <w:p>
       <w:pPr>
-        <w:spacing w:after="160" w:line="276" w:lineRule="auto"/>
+        <w:widowControl/>
       </w:pPr>
       <w:r>
-        <w:rPr>
-          <w:rFonts w:ascii="Calibri" w:hAnsi="Calibri" w:eastAsia="Calibri"/>
-          <w:b w:val="0"/>
-          <w:i w:val="0"/>
-          <w:sz w:val="22"/>
-        </w:rPr>
-        <w:t>Bir-birindən uzaq şəhərlərə gedib eyni gün qayıtmaq milyonlarla insan üçün adi hala çevrildi. Yeni stansiyaya yaxın kəndlər xəttə qoşulub-qoşulmamasından asılı olaraq ya inkişaf etdi, ya da durğunlaşdı. Sərnişinlər dəqiqliyi yüksək qiymətləndirirdi, səs-küy və torpaqların alınması isə etiraz doğururdu. İnsanların səfərə ayırdığı vaxt harada yaşayıb işləyə biləcəyini yenidən müəyyənləşdirdi. Mənzərəyə yeni növ çay əlavə olundu: çınqıl yatağı və kontakt xəttindən ibarət lent pik saat sərnişinlərini təyyarəyə yaxın sürətlə daşıyır.</w:t>
+        <w:t>Milyonlarla insan üçün uzaq şəhərə gedib həmin gün qayıtmaq adiləşdi. Yeni stansiya yaxınlığındakı kəndlər şəbəkəyə nə dərəcədə qoşulduğundan asılı olaraq inkişaf etdi və ya durğun qaldı. Sərnişinlər dəqiqliyi tərifləsə də, səs-küy və torpaq ayrılması etirazlar doğurdu. Səfərə ayrılan vaxt insanların harada yaşayıb işləməsini dəyişdi. Landşafta çınqıl əsas və kontakt naqillərindən ibarət yeni axın xətti əlavə olundu; pik saatların izdihamı onunla təyyarəyə yaxın sürətlə hərəkət edir.</w:t>
       </w:r>
     </w:p>
     <w:p>
       <w:pPr>
-        <w:keepNext/>
-        <w:spacing w:before="240" w:after="120"/>
+        <w:pStyle w:val="Heading1"/>
+        <w:widowControl/>
       </w:pPr>
       <w:r>
-        <w:rPr>
-          <w:rFonts w:ascii="Calibri" w:hAnsi="Calibri" w:eastAsia="Calibri"/>
-          <w:b/>
-          <w:i w:val="0"/>
-          <w:color w:val="004E8C"/>
-          <w:sz w:val="28"/>
-        </w:rPr>
         <w:t>Mənbələr və istinadlar</w:t>
       </w:r>
     </w:p>
     <w:p>
       <w:pPr>
-        <w:keepNext/>
-        <w:spacing w:before="240" w:after="120"/>
+        <w:pStyle w:val="Heading2"/>
+        <w:widowControl/>
       </w:pPr>
       <w:r>
         <w:rPr>
-          <w:rFonts w:ascii="Calibri" w:hAnsi="Calibri" w:eastAsia="Calibri"/>
-          <w:b/>
-          <w:i w:val="0"/>
-          <w:color w:val="004E8C"/>
-          <w:sz w:val="24"/>
+          <w:sz w:val="20"/>
         </w:rPr>
-        <w:t>A. Kitablar və əsas elmi əsərlər</w:t>
+        <w:t>A Kitablar və əsas elmi əsərlər</w:t>
       </w:r>
     </w:p>
     <w:p>
       <w:pPr>
-        <w:spacing w:after="80"/>
-        <w:ind w:left="360"/>
+        <w:widowControl/>
       </w:pPr>
       <w:r>
         <w:rPr>
-          <w:rFonts w:ascii="Calibri" w:hAnsi="Calibri" w:eastAsia="Calibri"/>
-          <w:b w:val="0"/>
-          <w:i w:val="0"/>
-          <w:sz w:val="22"/>
+          <w:sz w:val="20"/>
         </w:rPr>
         <w:t>1. Hood, Christopher P. Shinkansen: From Bullet Train to Symbol of Modern Japan. London: Routledge, 2006.</w:t>
       </w:r>
     </w:p>
     <w:p>
       <w:pPr>
-        <w:keepNext/>
-        <w:spacing w:before="240" w:after="120"/>
+        <w:pStyle w:val="Heading2"/>
+        <w:widowControl/>
       </w:pPr>
       <w:r>
         <w:rPr>
-          <w:rFonts w:ascii="Calibri" w:hAnsi="Calibri" w:eastAsia="Calibri"/>
-          <w:b/>
-          <w:i w:val="0"/>
-          <w:color w:val="004E8C"/>
-          <w:sz w:val="24"/>
+          <w:sz w:val="20"/>
         </w:rPr>
-        <w:t>C. Təşkilatların materialları və ensiklopedik mənbələr</w:t>
+        <w:t>C Qurumların materialları və ensiklopedik mənbələr</w:t>
       </w:r>
     </w:p>
     <w:p>
       <w:pPr>
-        <w:spacing w:after="80"/>
-        <w:ind w:left="360"/>
+        <w:widowControl/>
       </w:pPr>
       <w:r>
         <w:rPr>
-          <w:rFonts w:ascii="Calibri" w:hAnsi="Calibri" w:eastAsia="Calibri"/>
-          <w:b w:val="0"/>
-          <w:i w:val="0"/>
-          <w:sz w:val="22"/>
+          <w:sz w:val="20"/>
         </w:rPr>
-        <w:t>1. Encyclopaedia Britannica. “High-speed train” (“Yüksəksürətli qatar”).</w:t>
-      </w:r>
-      <w:r>
-        <w:rPr>
-          <w:rFonts w:ascii="Calibri" w:hAnsi="Calibri" w:eastAsia="Calibri"/>
-          <w:b w:val="0"/>
-          <w:i w:val="0"/>
-          <w:sz w:val="22"/>
-        </w:rPr>
-        <w:t xml:space="preserve"> </w:t>
+        <w:t xml:space="preserve">1. Encyclopaedia Britannica. 'High-speed train.' </w:t>
       </w:r>
       <w:hyperlink r:id="rId9">
         <w:r>
           <w:rPr>
-            <w:rFonts w:ascii="Calibri" w:hAnsi="Calibri" w:eastAsia="Calibri"/>
-            <w:b w:val="0"/>
-            <w:i w:val="0"/>
-            <w:sz w:val="22"/>
-            <w:color w:val="0563C1"/>
-            <w:u w:val="single"/>
+            <w:sz w:val="20"/>
           </w:rPr>
           <w:t>https://www.britannica.com/technology/high-speed-train</w:t>
         </w:r>
       </w:hyperlink>
+      <w:r>
+        <w:rPr>
+          <w:sz w:val="20"/>
+        </w:rPr>
+      </w:r>
     </w:p>
     <w:p>
       <w:pPr>
-        <w:spacing w:after="80"/>
-        <w:ind w:left="360"/>
+        <w:widowControl/>
       </w:pPr>
       <w:r>
         <w:rPr>
-          <w:rFonts w:ascii="Calibri" w:hAnsi="Calibri" w:eastAsia="Calibri"/>
-          <w:b w:val="0"/>
-          <w:i w:val="0"/>
-          <w:sz w:val="22"/>
+          <w:sz w:val="20"/>
         </w:rPr>
-        <w:t>2. Encyclopaedia Britannica. “Shinkansen” (“Şinkansen”).</w:t>
-      </w:r>
-      <w:r>
-        <w:rPr>
-          <w:rFonts w:ascii="Calibri" w:hAnsi="Calibri" w:eastAsia="Calibri"/>
-          <w:b w:val="0"/>
-          <w:i w:val="0"/>
-          <w:sz w:val="22"/>
-        </w:rPr>
-        <w:t xml:space="preserve"> </w:t>
+        <w:t xml:space="preserve">2. Encyclopaedia Britannica. 'Shinkansen.' </w:t>
       </w:r>
       <w:hyperlink r:id="rId10">
         <w:r>
           <w:rPr>
-            <w:rFonts w:ascii="Calibri" w:hAnsi="Calibri" w:eastAsia="Calibri"/>
-            <w:b w:val="0"/>
-            <w:i w:val="0"/>
-            <w:sz w:val="22"/>
-            <w:color w:val="0563C1"/>
-            <w:u w:val="single"/>
+            <w:sz w:val="20"/>
           </w:rPr>
           <w:t>https://www.britannica.com/topic/Shinkansen</w:t>
         </w:r>
       </w:hyperlink>
-    </w:p>
-    <w:p>
-      <w:pPr>
-        <w:keepNext/>
-        <w:spacing w:before="240" w:after="120"/>
-      </w:pPr>
       <w:r>
         <w:rPr>
-          <w:rFonts w:ascii="Calibri" w:hAnsi="Calibri" w:eastAsia="Calibri"/>
-          <w:b/>
-          <w:i w:val="0"/>
-          <w:color w:val="004E8C"/>
-          <w:sz w:val="24"/>
+          <w:sz w:val="20"/>
         </w:rPr>
-        <w:t>D. Muzey, arxiv və kitabxana materialları</w:t>
       </w:r>
     </w:p>
     <w:p>
       <w:pPr>
-        <w:spacing w:after="80"/>
-        <w:ind w:left="360"/>
+        <w:pStyle w:val="Heading2"/>
+        <w:widowControl/>
       </w:pPr>
       <w:r>
         <w:rPr>
-          <w:rFonts w:ascii="Calibri" w:hAnsi="Calibri" w:eastAsia="Calibri"/>
-          <w:b w:val="0"/>
-          <w:i w:val="0"/>
-          <w:sz w:val="22"/>
+          <w:sz w:val="20"/>
         </w:rPr>
-        <w:t>1. SCMAGLEV and Railway Park (Naqoya) / JR Central dəmir yolu irsi muzeyi.</w:t>
+        <w:t>D Muzey arxiv və kitabxana materialları</w:t>
       </w:r>
+    </w:p>
+    <w:p>
+      <w:pPr>
+        <w:widowControl/>
+      </w:pPr>
       <w:r>
         <w:rPr>
-          <w:rFonts w:ascii="Calibri" w:hAnsi="Calibri" w:eastAsia="Calibri"/>
-          <w:b w:val="0"/>
-          <w:i w:val="0"/>
-          <w:sz w:val="22"/>
+          <w:sz w:val="20"/>
         </w:rPr>
-        <w:t xml:space="preserve"> </w:t>
+        <w:t xml:space="preserve">1. SCMAGLEV and Railway Park (Nagoya) / JR Central railway heritage museum. </w:t>
       </w:r>
       <w:hyperlink r:id="rId11">
         <w:r>
           <w:rPr>
-            <w:rFonts w:ascii="Calibri" w:hAnsi="Calibri" w:eastAsia="Calibri"/>
-            <w:b w:val="0"/>
-            <w:i w:val="0"/>
-            <w:sz w:val="22"/>
-            <w:color w:val="0563C1"/>
-            <w:u w:val="single"/>
+            <w:sz w:val="20"/>
           </w:rPr>
           <w:t>https://museum.jr-central.co.jp/en/</w:t>
         </w:r>
       </w:hyperlink>
-    </w:p>
-    <w:p>
-      <w:pPr>
-        <w:keepNext/>
-        <w:spacing w:before="240" w:after="120"/>
-      </w:pPr>
       <w:r>
         <w:rPr>
-          <w:rFonts w:ascii="Calibri" w:hAnsi="Calibri" w:eastAsia="Calibri"/>
-          <w:b/>
-          <w:i w:val="0"/>
-          <w:color w:val="004E8C"/>
-          <w:sz w:val="24"/>
+          <w:sz w:val="20"/>
         </w:rPr>
-        <w:t>H. Peşəkar cəmiyyətlər və standartlaşdırma qurumları</w:t>
       </w:r>
     </w:p>
     <w:p>
       <w:pPr>
-        <w:spacing w:after="80"/>
-        <w:ind w:left="360"/>
+        <w:pStyle w:val="Heading2"/>
+        <w:widowControl/>
       </w:pPr>
       <w:r>
         <w:rPr>
-          <w:rFonts w:ascii="Calibri" w:hAnsi="Calibri" w:eastAsia="Calibri"/>
-          <w:b w:val="0"/>
-          <w:i w:val="0"/>
-          <w:sz w:val="22"/>
+          <w:sz w:val="20"/>
         </w:rPr>
-        <w:t>1. Beynəlxalq Dəmir Yolları İttifaqı (UIC). Yüksəksürətli dəmir yolu materialları.</w:t>
+        <w:t>H Peşə birlikləri və standartlaşdırma qurumları</w:t>
       </w:r>
+    </w:p>
+    <w:p>
+      <w:pPr>
+        <w:widowControl/>
+      </w:pPr>
       <w:r>
         <w:rPr>
-          <w:rFonts w:ascii="Calibri" w:hAnsi="Calibri" w:eastAsia="Calibri"/>
-          <w:b w:val="0"/>
-          <w:i w:val="0"/>
-          <w:sz w:val="22"/>
+          <w:sz w:val="20"/>
         </w:rPr>
-        <w:t xml:space="preserve"> </w:t>
+        <w:t xml:space="preserve">1. International Union of Railways (UIC). High-speed rail resources. </w:t>
       </w:r>
       <w:hyperlink r:id="rId12">
         <w:r>
           <w:rPr>
-            <w:rFonts w:ascii="Calibri" w:hAnsi="Calibri" w:eastAsia="Calibri"/>
-            <w:b w:val="0"/>
-            <w:i w:val="0"/>
-            <w:sz w:val="22"/>
-            <w:color w:val="0563C1"/>
-            <w:u w:val="single"/>
+            <w:sz w:val="20"/>
           </w:rPr>
           <w:t>https://uic.org/passenger/high-speed/</w:t>
         </w:r>
       </w:hyperlink>
+      <w:r>
+        <w:rPr>
+          <w:sz w:val="20"/>
+        </w:rPr>
+      </w:r>
     </w:p>
     <w:sectPr>
-      <w:pgSz w:w="12240" w:h="15840"/>
-      <w:pgMar w:top="1296" w:right="1440" w:bottom="1296" w:left="1440" w:header="720" w:footer="720" w:gutter="0"/>
+      <w:footerReference w:type="default" r:id="rId13"/>
+      <w:pgSz w:w="11906" w:h="16838"/>
+      <w:pgMar w:top="1020" w:right="1134" w:bottom="1020" w:left="1134" w:header="720" w:footer="720" w:gutter="0"/>
       <w:cols w:space="720"/>
       <w:docGrid w:linePitch="360"/>
     </w:sectPr>
   </w:body>
 </w:document>
+</file>
+
+<file path=word/footer1.xml><?xml version="1.0" encoding="utf-8"?>
+<w:ftr xmlns:m="http://schemas.openxmlformats.org/officeDocument/2006/math" xmlns:mc="http://schemas.openxmlformats.org/markup-compatibility/2006" xmlns:mo="http://schemas.microsoft.com/office/mac/office/2008/main" xmlns:mv="urn:schemas-microsoft-com:mac:vml" xmlns:o="urn:schemas-microsoft-com:office:office" xmlns:r="http://schemas.openxmlformats.org/officeDocument/2006/relationships" xmlns:v="urn:schemas-microsoft-com:vml" xmlns:w10="urn:schemas-microsoft-com:office:word" xmlns:w14="http://schemas.microsoft.com/office/word/2010/wordml" xmlns:w="http://schemas.openxmlformats.org/wordprocessingml/2006/main" xmlns:wne="http://schemas.microsoft.com/office/word/2006/wordml" xmlns:wp14="http://schemas.microsoft.com/office/word/2010/wordprocessingDrawing" xmlns:wp="http://schemas.openxmlformats.org/drawingml/2006/wordprocessingDrawing" xmlns:wpc="http://schemas.microsoft.com/office/word/2010/wordprocessingCanvas" xmlns:wpg="http://schemas.microsoft.com/office/word/2010/wordprocessingGroup" xmlns:wpi="http://schemas.microsoft.com/office/word/2010/wordprocessingInk" xmlns:wps="http://schemas.microsoft.com/office/word/2010/wordprocessingShape" mc:Ignorable="w14 wp14">
+  <w:p>
+    <w:pPr>
+      <w:pStyle w:val="Footer"/>
+      <w:jc w:val="right"/>
+    </w:pPr>
+    <w:fldSimple w:instr="PAGE"/>
+  </w:p>
+</w:ftr>
 </file>
 
 <file path=word/numbering.xml><?xml version="1.0" encoding="utf-8"?>
@@ -788,7 +594,7 @@
   <w:docDefaults>
     <w:rPrDefault>
       <w:rPr>
-        <w:rFonts w:asciiTheme="minorHAnsi" w:eastAsiaTheme="minorEastAsia" w:hAnsiTheme="minorHAnsi" w:cstheme="minorBidi"/>
+        <w:rFonts/>
         <w:sz w:val="22"/>
         <w:szCs w:val="22"/>
         <w:lang w:val="en-US" w:eastAsia="en-US" w:bidi="ar-SA"/>
@@ -943,6 +749,15 @@
     <w:name w:val="Normal"/>
     <w:qFormat/>
     <w:rsid w:val="00FC693F"/>
+    <w:pPr>
+      <w:spacing w:after="120" w:line="259" w:lineRule="auto"/>
+    </w:pPr>
+    <w:rPr>
+      <w:rFonts w:ascii="Times New Roman" w:hAnsi="Times New Roman"/>
+      <w:color w:val="000000"/>
+      <w:sz w:val="24"/>
+      <w:lang w:val="az-Latn-AZ"/>
+    </w:rPr>
   </w:style>
   <w:style w:type="paragraph" w:styleId="Header">
     <w:name w:val="header"/>
@@ -999,16 +814,17 @@
     <w:pPr>
       <w:keepNext/>
       <w:keepLines/>
-      <w:spacing w:before="480" w:after="0"/>
+      <w:spacing w:before="480" w:after="120" w:line="259" w:lineRule="auto"/>
       <w:outlineLvl w:val="0"/>
     </w:pPr>
     <w:rPr>
-      <w:rFonts w:asciiTheme="majorHAnsi" w:eastAsiaTheme="majorEastAsia" w:hAnsiTheme="majorHAnsi" w:cstheme="majorBidi"/>
+      <w:rFonts w:ascii="Times New Roman" w:hAnsi="Times New Roman"/>
       <w:b/>
       <w:bCs/>
-      <w:color w:val="365F91" w:themeColor="accent1" w:themeShade="BF"/>
-      <w:sz w:val="28"/>
+      <w:color w:val="000000"/>
+      <w:sz w:val="26"/>
       <w:szCs w:val="28"/>
+      <w:lang w:val="az-Latn-AZ"/>
     </w:rPr>
   </w:style>
   <w:style w:type="paragraph" w:styleId="Heading2">
@@ -1023,16 +839,17 @@
     <w:pPr>
       <w:keepNext/>
       <w:keepLines/>
-      <w:spacing w:before="200" w:after="0"/>
+      <w:spacing w:before="200" w:after="120" w:line="259" w:lineRule="auto"/>
       <w:outlineLvl w:val="1"/>
     </w:pPr>
     <w:rPr>
-      <w:rFonts w:asciiTheme="majorHAnsi" w:eastAsiaTheme="majorEastAsia" w:hAnsiTheme="majorHAnsi" w:cstheme="majorBidi"/>
+      <w:rFonts w:ascii="Times New Roman" w:hAnsi="Times New Roman"/>
       <w:b/>
       <w:bCs/>
-      <w:color w:val="4F81BD" w:themeColor="accent1"/>
+      <w:color w:val="000000"/>
       <w:sz w:val="26"/>
       <w:szCs w:val="26"/>
+      <w:lang w:val="az-Latn-AZ"/>
     </w:rPr>
   </w:style>
   <w:style w:type="paragraph" w:styleId="Heading3">
@@ -1051,7 +868,7 @@
       <w:outlineLvl w:val="2"/>
     </w:pPr>
     <w:rPr>
-      <w:rFonts w:asciiTheme="majorHAnsi" w:eastAsiaTheme="majorEastAsia" w:hAnsiTheme="majorHAnsi" w:cstheme="majorBidi"/>
+      <w:rFonts/>
       <w:b/>
       <w:bCs/>
       <w:color w:val="4F81BD" w:themeColor="accent1"/>
@@ -1074,7 +891,7 @@
       <w:outlineLvl w:val="3"/>
     </w:pPr>
     <w:rPr>
-      <w:rFonts w:asciiTheme="majorHAnsi" w:eastAsiaTheme="majorEastAsia" w:hAnsiTheme="majorHAnsi" w:cstheme="majorBidi"/>
+      <w:rFonts/>
       <w:b/>
       <w:bCs/>
       <w:i/>
@@ -1099,7 +916,7 @@
       <w:outlineLvl w:val="4"/>
     </w:pPr>
     <w:rPr>
-      <w:rFonts w:asciiTheme="majorHAnsi" w:eastAsiaTheme="majorEastAsia" w:hAnsiTheme="majorHAnsi" w:cstheme="majorBidi"/>
+      <w:rFonts/>
       <w:color w:val="243F60" w:themeColor="accent1" w:themeShade="7F"/>
     </w:rPr>
   </w:style>
@@ -1120,7 +937,7 @@
       <w:outlineLvl w:val="5"/>
     </w:pPr>
     <w:rPr>
-      <w:rFonts w:asciiTheme="majorHAnsi" w:eastAsiaTheme="majorEastAsia" w:hAnsiTheme="majorHAnsi" w:cstheme="majorBidi"/>
+      <w:rFonts/>
       <w:i/>
       <w:iCs/>
       <w:color w:val="243F60" w:themeColor="accent1" w:themeShade="7F"/>
@@ -1143,7 +960,7 @@
       <w:outlineLvl w:val="6"/>
     </w:pPr>
     <w:rPr>
-      <w:rFonts w:asciiTheme="majorHAnsi" w:eastAsiaTheme="majorEastAsia" w:hAnsiTheme="majorHAnsi" w:cstheme="majorBidi"/>
+      <w:rFonts/>
       <w:i/>
       <w:iCs/>
       <w:color w:val="404040" w:themeColor="text1" w:themeTint="BF"/>
@@ -1166,7 +983,7 @@
       <w:outlineLvl w:val="7"/>
     </w:pPr>
     <w:rPr>
-      <w:rFonts w:asciiTheme="majorHAnsi" w:eastAsiaTheme="majorEastAsia" w:hAnsiTheme="majorHAnsi" w:cstheme="majorBidi"/>
+      <w:rFonts/>
       <w:color w:val="4F81BD" w:themeColor="accent1"/>
       <w:sz w:val="20"/>
       <w:szCs w:val="20"/>
@@ -1189,7 +1006,7 @@
       <w:outlineLvl w:val="8"/>
     </w:pPr>
     <w:rPr>
-      <w:rFonts w:asciiTheme="majorHAnsi" w:eastAsiaTheme="majorEastAsia" w:hAnsiTheme="majorHAnsi" w:cstheme="majorBidi"/>
+      <w:rFonts/>
       <w:i/>
       <w:iCs/>
       <w:color w:val="404040" w:themeColor="text1" w:themeTint="BF"/>
@@ -1240,7 +1057,7 @@
     <w:uiPriority w:val="9"/>
     <w:rsid w:val="00FC693F"/>
     <w:rPr>
-      <w:rFonts w:asciiTheme="majorHAnsi" w:eastAsiaTheme="majorEastAsia" w:hAnsiTheme="majorHAnsi" w:cstheme="majorBidi"/>
+      <w:rFonts/>
       <w:b/>
       <w:bCs/>
       <w:color w:val="365F91" w:themeColor="accent1" w:themeShade="BF"/>
@@ -1255,7 +1072,7 @@
     <w:uiPriority w:val="9"/>
     <w:rsid w:val="00FC693F"/>
     <w:rPr>
-      <w:rFonts w:asciiTheme="majorHAnsi" w:eastAsiaTheme="majorEastAsia" w:hAnsiTheme="majorHAnsi" w:cstheme="majorBidi"/>
+      <w:rFonts/>
       <w:b/>
       <w:bCs/>
       <w:color w:val="4F81BD" w:themeColor="accent1"/>
@@ -1270,7 +1087,7 @@
     <w:uiPriority w:val="9"/>
     <w:rsid w:val="00FC693F"/>
     <w:rPr>
-      <w:rFonts w:asciiTheme="majorHAnsi" w:eastAsiaTheme="majorEastAsia" w:hAnsiTheme="majorHAnsi" w:cstheme="majorBidi"/>
+      <w:rFonts/>
       <w:b/>
       <w:bCs/>
       <w:color w:val="4F81BD" w:themeColor="accent1"/>
@@ -1285,19 +1102,17 @@
     <w:qFormat/>
     <w:rsid w:val="00FC693F"/>
     <w:pPr>
-      <w:pBdr>
-        <w:bottom w:val="single" w:sz="8" w:space="4" w:color="4F81BD" w:themeColor="accent1"/>
-      </w:pBdr>
-      <w:spacing w:after="300" w:line="240" w:lineRule="auto"/>
+      <w:spacing w:after="120" w:line="259" w:lineRule="auto"/>
       <w:contextualSpacing/>
     </w:pPr>
     <w:rPr>
-      <w:rFonts w:asciiTheme="majorHAnsi" w:eastAsiaTheme="majorEastAsia" w:hAnsiTheme="majorHAnsi" w:cstheme="majorBidi"/>
-      <w:color w:val="17365D" w:themeColor="text2" w:themeShade="BF"/>
+      <w:rFonts w:ascii="Times New Roman" w:hAnsi="Times New Roman"/>
+      <w:color w:val="000000"/>
       <w:spacing w:val="5"/>
       <w:kern w:val="28"/>
-      <w:sz w:val="52"/>
+      <w:sz w:val="40"/>
       <w:szCs w:val="52"/>
+      <w:lang w:val="az-Latn-AZ"/>
     </w:rPr>
   </w:style>
   <w:style w:type="character" w:customStyle="1" w:styleId="TitleChar">
@@ -1307,7 +1122,7 @@
     <w:uiPriority w:val="10"/>
     <w:rsid w:val="00FC693F"/>
     <w:rPr>
-      <w:rFonts w:asciiTheme="majorHAnsi" w:eastAsiaTheme="majorEastAsia" w:hAnsiTheme="majorHAnsi" w:cstheme="majorBidi"/>
+      <w:rFonts/>
       <w:color w:val="17365D" w:themeColor="text2" w:themeShade="BF"/>
       <w:spacing w:val="5"/>
       <w:kern w:val="28"/>
@@ -1329,7 +1144,7 @@
       </w:numPr>
     </w:pPr>
     <w:rPr>
-      <w:rFonts w:asciiTheme="majorHAnsi" w:eastAsiaTheme="majorEastAsia" w:hAnsiTheme="majorHAnsi" w:cstheme="majorBidi"/>
+      <w:rFonts/>
       <w:i/>
       <w:iCs/>
       <w:color w:val="4F81BD" w:themeColor="accent1"/>
@@ -1345,7 +1160,7 @@
     <w:uiPriority w:val="11"/>
     <w:rsid w:val="00FC693F"/>
     <w:rPr>
-      <w:rFonts w:asciiTheme="majorHAnsi" w:eastAsiaTheme="majorEastAsia" w:hAnsiTheme="majorHAnsi" w:cstheme="majorBidi"/>
+      <w:rFonts/>
       <w:i/>
       <w:iCs/>
       <w:color w:val="4F81BD" w:themeColor="accent1"/>
@@ -1470,8 +1285,15 @@
       <w:numPr>
         <w:numId w:val="1"/>
       </w:numPr>
+      <w:spacing w:after="120" w:line="259" w:lineRule="auto"/>
       <w:contextualSpacing/>
     </w:pPr>
+    <w:rPr>
+      <w:rFonts w:ascii="Times New Roman" w:hAnsi="Times New Roman"/>
+      <w:color w:val="000000"/>
+      <w:sz w:val="24"/>
+      <w:lang w:val="az-Latn-AZ"/>
+    </w:rPr>
   </w:style>
   <w:style w:type="paragraph" w:styleId="ListBullet2">
     <w:name w:val="List Bullet 2"/>
@@ -1643,7 +1465,7 @@
     <w:semiHidden/>
     <w:rsid w:val="00FC693F"/>
     <w:rPr>
-      <w:rFonts w:asciiTheme="majorHAnsi" w:eastAsiaTheme="majorEastAsia" w:hAnsiTheme="majorHAnsi" w:cstheme="majorBidi"/>
+      <w:rFonts/>
       <w:b/>
       <w:bCs/>
       <w:i/>
@@ -1659,7 +1481,7 @@
     <w:semiHidden/>
     <w:rsid w:val="00FC693F"/>
     <w:rPr>
-      <w:rFonts w:asciiTheme="majorHAnsi" w:eastAsiaTheme="majorEastAsia" w:hAnsiTheme="majorHAnsi" w:cstheme="majorBidi"/>
+      <w:rFonts/>
       <w:color w:val="243F60" w:themeColor="accent1" w:themeShade="7F"/>
     </w:rPr>
   </w:style>
@@ -1671,7 +1493,7 @@
     <w:semiHidden/>
     <w:rsid w:val="00FC693F"/>
     <w:rPr>
-      <w:rFonts w:asciiTheme="majorHAnsi" w:eastAsiaTheme="majorEastAsia" w:hAnsiTheme="majorHAnsi" w:cstheme="majorBidi"/>
+      <w:rFonts/>
       <w:i/>
       <w:iCs/>
       <w:color w:val="243F60" w:themeColor="accent1" w:themeShade="7F"/>
@@ -1685,7 +1507,7 @@
     <w:semiHidden/>
     <w:rsid w:val="00FC693F"/>
     <w:rPr>
-      <w:rFonts w:asciiTheme="majorHAnsi" w:eastAsiaTheme="majorEastAsia" w:hAnsiTheme="majorHAnsi" w:cstheme="majorBidi"/>
+      <w:rFonts/>
       <w:i/>
       <w:iCs/>
       <w:color w:val="404040" w:themeColor="text1" w:themeTint="BF"/>
@@ -1699,7 +1521,7 @@
     <w:semiHidden/>
     <w:rsid w:val="00FC693F"/>
     <w:rPr>
-      <w:rFonts w:asciiTheme="majorHAnsi" w:eastAsiaTheme="majorEastAsia" w:hAnsiTheme="majorHAnsi" w:cstheme="majorBidi"/>
+      <w:rFonts/>
       <w:color w:val="4F81BD" w:themeColor="accent1"/>
       <w:sz w:val="20"/>
       <w:szCs w:val="20"/>
@@ -1713,7 +1535,7 @@
     <w:semiHidden/>
     <w:rsid w:val="00FC693F"/>
     <w:rPr>
-      <w:rFonts w:asciiTheme="majorHAnsi" w:eastAsiaTheme="majorEastAsia" w:hAnsiTheme="majorHAnsi" w:cstheme="majorBidi"/>
+      <w:rFonts/>
       <w:i/>
       <w:iCs/>
       <w:color w:val="404040" w:themeColor="text1" w:themeTint="BF"/>
@@ -1772,9 +1594,6 @@
     <w:qFormat/>
     <w:rsid w:val="00FC693F"/>
     <w:pPr>
-      <w:pBdr>
-        <w:bottom w:val="single" w:sz="4" w:space="4" w:color="4F81BD" w:themeColor="accent1"/>
-      </w:pBdr>
       <w:spacing w:before="200" w:after="280"/>
       <w:ind w:left="936" w:right="936"/>
     </w:pPr>
@@ -3302,7 +3121,7 @@
         <w:spacing w:before="0" w:after="0" w:line="240" w:lineRule="auto"/>
       </w:pPr>
       <w:rPr>
-        <w:rFonts w:asciiTheme="majorHAnsi" w:eastAsiaTheme="majorEastAsia" w:hAnsiTheme="majorHAnsi" w:cstheme="majorBidi"/>
+        <w:rFonts/>
         <w:b/>
         <w:bCs/>
       </w:rPr>
@@ -3323,7 +3142,7 @@
         <w:spacing w:before="0" w:after="0" w:line="240" w:lineRule="auto"/>
       </w:pPr>
       <w:rPr>
-        <w:rFonts w:asciiTheme="majorHAnsi" w:eastAsiaTheme="majorEastAsia" w:hAnsiTheme="majorHAnsi" w:cstheme="majorBidi"/>
+        <w:rFonts/>
         <w:b/>
         <w:bCs/>
       </w:rPr>
@@ -3341,14 +3160,14 @@
     </w:tblStylePr>
     <w:tblStylePr w:type="firstCol">
       <w:rPr>
-        <w:rFonts w:asciiTheme="majorHAnsi" w:eastAsiaTheme="majorEastAsia" w:hAnsiTheme="majorHAnsi" w:cstheme="majorBidi"/>
+        <w:rFonts/>
         <w:b/>
         <w:bCs/>
       </w:rPr>
     </w:tblStylePr>
     <w:tblStylePr w:type="lastCol">
       <w:rPr>
-        <w:rFonts w:asciiTheme="majorHAnsi" w:eastAsiaTheme="majorEastAsia" w:hAnsiTheme="majorHAnsi" w:cstheme="majorBidi"/>
+        <w:rFonts/>
         <w:b/>
         <w:bCs/>
       </w:rPr>
@@ -3432,7 +3251,7 @@
         <w:spacing w:before="0" w:after="0" w:line="240" w:lineRule="auto"/>
       </w:pPr>
       <w:rPr>
-        <w:rFonts w:asciiTheme="majorHAnsi" w:eastAsiaTheme="majorEastAsia" w:hAnsiTheme="majorHAnsi" w:cstheme="majorBidi"/>
+        <w:rFonts/>
         <w:b/>
         <w:bCs/>
       </w:rPr>
@@ -3453,7 +3272,7 @@
         <w:spacing w:before="0" w:after="0" w:line="240" w:lineRule="auto"/>
       </w:pPr>
       <w:rPr>
-        <w:rFonts w:asciiTheme="majorHAnsi" w:eastAsiaTheme="majorEastAsia" w:hAnsiTheme="majorHAnsi" w:cstheme="majorBidi"/>
+        <w:rFonts/>
         <w:b/>
         <w:bCs/>
       </w:rPr>
@@ -3471,14 +3290,14 @@
     </w:tblStylePr>
     <w:tblStylePr w:type="firstCol">
       <w:rPr>
-        <w:rFonts w:asciiTheme="majorHAnsi" w:eastAsiaTheme="majorEastAsia" w:hAnsiTheme="majorHAnsi" w:cstheme="majorBidi"/>
+        <w:rFonts/>
         <w:b/>
         <w:bCs/>
       </w:rPr>
     </w:tblStylePr>
     <w:tblStylePr w:type="lastCol">
       <w:rPr>
-        <w:rFonts w:asciiTheme="majorHAnsi" w:eastAsiaTheme="majorEastAsia" w:hAnsiTheme="majorHAnsi" w:cstheme="majorBidi"/>
+        <w:rFonts/>
         <w:b/>
         <w:bCs/>
       </w:rPr>
@@ -3562,7 +3381,7 @@
         <w:spacing w:before="0" w:after="0" w:line="240" w:lineRule="auto"/>
       </w:pPr>
       <w:rPr>
-        <w:rFonts w:asciiTheme="majorHAnsi" w:eastAsiaTheme="majorEastAsia" w:hAnsiTheme="majorHAnsi" w:cstheme="majorBidi"/>
+        <w:rFonts/>
         <w:b/>
         <w:bCs/>
       </w:rPr>
@@ -3583,7 +3402,7 @@
         <w:spacing w:before="0" w:after="0" w:line="240" w:lineRule="auto"/>
       </w:pPr>
       <w:rPr>
-        <w:rFonts w:asciiTheme="majorHAnsi" w:eastAsiaTheme="majorEastAsia" w:hAnsiTheme="majorHAnsi" w:cstheme="majorBidi"/>
+        <w:rFonts/>
         <w:b/>
         <w:bCs/>
       </w:rPr>
@@ -3601,14 +3420,14 @@
     </w:tblStylePr>
     <w:tblStylePr w:type="firstCol">
       <w:rPr>
-        <w:rFonts w:asciiTheme="majorHAnsi" w:eastAsiaTheme="majorEastAsia" w:hAnsiTheme="majorHAnsi" w:cstheme="majorBidi"/>
+        <w:rFonts/>
         <w:b/>
         <w:bCs/>
       </w:rPr>
     </w:tblStylePr>
     <w:tblStylePr w:type="lastCol">
       <w:rPr>
-        <w:rFonts w:asciiTheme="majorHAnsi" w:eastAsiaTheme="majorEastAsia" w:hAnsiTheme="majorHAnsi" w:cstheme="majorBidi"/>
+        <w:rFonts/>
         <w:b/>
         <w:bCs/>
       </w:rPr>
@@ -3692,7 +3511,7 @@
         <w:spacing w:before="0" w:after="0" w:line="240" w:lineRule="auto"/>
       </w:pPr>
       <w:rPr>
-        <w:rFonts w:asciiTheme="majorHAnsi" w:eastAsiaTheme="majorEastAsia" w:hAnsiTheme="majorHAnsi" w:cstheme="majorBidi"/>
+        <w:rFonts/>
         <w:b/>
         <w:bCs/>
       </w:rPr>
@@ -3713,7 +3532,7 @@
         <w:spacing w:before="0" w:after="0" w:line="240" w:lineRule="auto"/>
       </w:pPr>
       <w:rPr>
-        <w:rFonts w:asciiTheme="majorHAnsi" w:eastAsiaTheme="majorEastAsia" w:hAnsiTheme="majorHAnsi" w:cstheme="majorBidi"/>
+        <w:rFonts/>
         <w:b/>
         <w:bCs/>
       </w:rPr>
@@ -3731,14 +3550,14 @@
     </w:tblStylePr>
     <w:tblStylePr w:type="firstCol">
       <w:rPr>
-        <w:rFonts w:asciiTheme="majorHAnsi" w:eastAsiaTheme="majorEastAsia" w:hAnsiTheme="majorHAnsi" w:cstheme="majorBidi"/>
+        <w:rFonts/>
         <w:b/>
         <w:bCs/>
       </w:rPr>
     </w:tblStylePr>
     <w:tblStylePr w:type="lastCol">
       <w:rPr>
-        <w:rFonts w:asciiTheme="majorHAnsi" w:eastAsiaTheme="majorEastAsia" w:hAnsiTheme="majorHAnsi" w:cstheme="majorBidi"/>
+        <w:rFonts/>
         <w:b/>
         <w:bCs/>
       </w:rPr>
@@ -3822,7 +3641,7 @@
         <w:spacing w:before="0" w:after="0" w:line="240" w:lineRule="auto"/>
       </w:pPr>
       <w:rPr>
-        <w:rFonts w:asciiTheme="majorHAnsi" w:eastAsiaTheme="majorEastAsia" w:hAnsiTheme="majorHAnsi" w:cstheme="majorBidi"/>
+        <w:rFonts/>
         <w:b/>
         <w:bCs/>
       </w:rPr>
@@ -3843,7 +3662,7 @@
         <w:spacing w:before="0" w:after="0" w:line="240" w:lineRule="auto"/>
       </w:pPr>
       <w:rPr>
-        <w:rFonts w:asciiTheme="majorHAnsi" w:eastAsiaTheme="majorEastAsia" w:hAnsiTheme="majorHAnsi" w:cstheme="majorBidi"/>
+        <w:rFonts/>
         <w:b/>
         <w:bCs/>
       </w:rPr>
@@ -3861,14 +3680,14 @@
     </w:tblStylePr>
     <w:tblStylePr w:type="firstCol">
       <w:rPr>
-        <w:rFonts w:asciiTheme="majorHAnsi" w:eastAsiaTheme="majorEastAsia" w:hAnsiTheme="majorHAnsi" w:cstheme="majorBidi"/>
+        <w:rFonts/>
         <w:b/>
         <w:bCs/>
       </w:rPr>
     </w:tblStylePr>
     <w:tblStylePr w:type="lastCol">
       <w:rPr>
-        <w:rFonts w:asciiTheme="majorHAnsi" w:eastAsiaTheme="majorEastAsia" w:hAnsiTheme="majorHAnsi" w:cstheme="majorBidi"/>
+        <w:rFonts/>
         <w:b/>
         <w:bCs/>
       </w:rPr>
@@ -3952,7 +3771,7 @@
         <w:spacing w:before="0" w:after="0" w:line="240" w:lineRule="auto"/>
       </w:pPr>
       <w:rPr>
-        <w:rFonts w:asciiTheme="majorHAnsi" w:eastAsiaTheme="majorEastAsia" w:hAnsiTheme="majorHAnsi" w:cstheme="majorBidi"/>
+        <w:rFonts/>
         <w:b/>
         <w:bCs/>
       </w:rPr>
@@ -3973,7 +3792,7 @@
         <w:spacing w:before="0" w:after="0" w:line="240" w:lineRule="auto"/>
       </w:pPr>
       <w:rPr>
-        <w:rFonts w:asciiTheme="majorHAnsi" w:eastAsiaTheme="majorEastAsia" w:hAnsiTheme="majorHAnsi" w:cstheme="majorBidi"/>
+        <w:rFonts/>
         <w:b/>
         <w:bCs/>
       </w:rPr>
@@ -3991,14 +3810,14 @@
     </w:tblStylePr>
     <w:tblStylePr w:type="firstCol">
       <w:rPr>
-        <w:rFonts w:asciiTheme="majorHAnsi" w:eastAsiaTheme="majorEastAsia" w:hAnsiTheme="majorHAnsi" w:cstheme="majorBidi"/>
+        <w:rFonts/>
         <w:b/>
         <w:bCs/>
       </w:rPr>
     </w:tblStylePr>
     <w:tblStylePr w:type="lastCol">
       <w:rPr>
-        <w:rFonts w:asciiTheme="majorHAnsi" w:eastAsiaTheme="majorEastAsia" w:hAnsiTheme="majorHAnsi" w:cstheme="majorBidi"/>
+        <w:rFonts/>
         <w:b/>
         <w:bCs/>
       </w:rPr>
@@ -4082,7 +3901,7 @@
         <w:spacing w:before="0" w:after="0" w:line="240" w:lineRule="auto"/>
       </w:pPr>
       <w:rPr>
-        <w:rFonts w:asciiTheme="majorHAnsi" w:eastAsiaTheme="majorEastAsia" w:hAnsiTheme="majorHAnsi" w:cstheme="majorBidi"/>
+        <w:rFonts/>
         <w:b/>
         <w:bCs/>
       </w:rPr>
@@ -4103,7 +3922,7 @@
         <w:spacing w:before="0" w:after="0" w:line="240" w:lineRule="auto"/>
       </w:pPr>
       <w:rPr>
-        <w:rFonts w:asciiTheme="majorHAnsi" w:eastAsiaTheme="majorEastAsia" w:hAnsiTheme="majorHAnsi" w:cstheme="majorBidi"/>
+        <w:rFonts/>
         <w:b/>
         <w:bCs/>
       </w:rPr>
@@ -4121,14 +3940,14 @@
     </w:tblStylePr>
     <w:tblStylePr w:type="firstCol">
       <w:rPr>
-        <w:rFonts w:asciiTheme="majorHAnsi" w:eastAsiaTheme="majorEastAsia" w:hAnsiTheme="majorHAnsi" w:cstheme="majorBidi"/>
+        <w:rFonts/>
         <w:b/>
         <w:bCs/>
       </w:rPr>
     </w:tblStylePr>
     <w:tblStylePr w:type="lastCol">
       <w:rPr>
-        <w:rFonts w:asciiTheme="majorHAnsi" w:eastAsiaTheme="majorEastAsia" w:hAnsiTheme="majorHAnsi" w:cstheme="majorBidi"/>
+        <w:rFonts/>
         <w:b/>
         <w:bCs/>
       </w:rPr>
@@ -5993,7 +5812,7 @@
     </w:tblPr>
     <w:tblStylePr w:type="firstRow">
       <w:rPr>
-        <w:rFonts w:asciiTheme="majorHAnsi" w:eastAsiaTheme="majorEastAsia" w:hAnsiTheme="majorHAnsi" w:cstheme="majorBidi"/>
+        <w:rFonts/>
       </w:rPr>
       <w:tblPr/>
       <w:tcPr>
@@ -6077,7 +5896,7 @@
     </w:tblPr>
     <w:tblStylePr w:type="firstRow">
       <w:rPr>
-        <w:rFonts w:asciiTheme="majorHAnsi" w:eastAsiaTheme="majorEastAsia" w:hAnsiTheme="majorHAnsi" w:cstheme="majorBidi"/>
+        <w:rFonts/>
       </w:rPr>
       <w:tblPr/>
       <w:tcPr>
@@ -6161,7 +5980,7 @@
     </w:tblPr>
     <w:tblStylePr w:type="firstRow">
       <w:rPr>
-        <w:rFonts w:asciiTheme="majorHAnsi" w:eastAsiaTheme="majorEastAsia" w:hAnsiTheme="majorHAnsi" w:cstheme="majorBidi"/>
+        <w:rFonts/>
       </w:rPr>
       <w:tblPr/>
       <w:tcPr>
@@ -6245,7 +6064,7 @@
     </w:tblPr>
     <w:tblStylePr w:type="firstRow">
       <w:rPr>
-        <w:rFonts w:asciiTheme="majorHAnsi" w:eastAsiaTheme="majorEastAsia" w:hAnsiTheme="majorHAnsi" w:cstheme="majorBidi"/>
+        <w:rFonts/>
       </w:rPr>
       <w:tblPr/>
       <w:tcPr>
@@ -6329,7 +6148,7 @@
     </w:tblPr>
     <w:tblStylePr w:type="firstRow">
       <w:rPr>
-        <w:rFonts w:asciiTheme="majorHAnsi" w:eastAsiaTheme="majorEastAsia" w:hAnsiTheme="majorHAnsi" w:cstheme="majorBidi"/>
+        <w:rFonts/>
       </w:rPr>
       <w:tblPr/>
       <w:tcPr>
@@ -6413,7 +6232,7 @@
     </w:tblPr>
     <w:tblStylePr w:type="firstRow">
       <w:rPr>
-        <w:rFonts w:asciiTheme="majorHAnsi" w:eastAsiaTheme="majorEastAsia" w:hAnsiTheme="majorHAnsi" w:cstheme="majorBidi"/>
+        <w:rFonts/>
       </w:rPr>
       <w:tblPr/>
       <w:tcPr>
@@ -6497,7 +6316,7 @@
     </w:tblPr>
     <w:tblStylePr w:type="firstRow">
       <w:rPr>
-        <w:rFonts w:asciiTheme="majorHAnsi" w:eastAsiaTheme="majorEastAsia" w:hAnsiTheme="majorHAnsi" w:cstheme="majorBidi"/>
+        <w:rFonts/>
       </w:rPr>
       <w:tblPr/>
       <w:tcPr>
@@ -6562,7 +6381,7 @@
       <w:spacing w:after="0" w:line="240" w:lineRule="auto"/>
     </w:pPr>
     <w:rPr>
-      <w:rFonts w:asciiTheme="majorHAnsi" w:eastAsiaTheme="majorEastAsia" w:hAnsiTheme="majorHAnsi" w:cstheme="majorBidi"/>
+      <w:rFonts/>
       <w:color w:val="000000" w:themeColor="text1"/>
     </w:rPr>
     <w:tblPr>
@@ -6690,7 +6509,7 @@
       <w:spacing w:after="0" w:line="240" w:lineRule="auto"/>
     </w:pPr>
     <w:rPr>
-      <w:rFonts w:asciiTheme="majorHAnsi" w:eastAsiaTheme="majorEastAsia" w:hAnsiTheme="majorHAnsi" w:cstheme="majorBidi"/>
+      <w:rFonts/>
       <w:color w:val="000000" w:themeColor="text1"/>
     </w:rPr>
     <w:tblPr>
@@ -6818,7 +6637,7 @@
       <w:spacing w:after="0" w:line="240" w:lineRule="auto"/>
     </w:pPr>
     <w:rPr>
-      <w:rFonts w:asciiTheme="majorHAnsi" w:eastAsiaTheme="majorEastAsia" w:hAnsiTheme="majorHAnsi" w:cstheme="majorBidi"/>
+      <w:rFonts/>
       <w:color w:val="000000" w:themeColor="text1"/>
     </w:rPr>
     <w:tblPr>
@@ -6946,7 +6765,7 @@
       <w:spacing w:after="0" w:line="240" w:lineRule="auto"/>
     </w:pPr>
     <w:rPr>
-      <w:rFonts w:asciiTheme="majorHAnsi" w:eastAsiaTheme="majorEastAsia" w:hAnsiTheme="majorHAnsi" w:cstheme="majorBidi"/>
+      <w:rFonts/>
       <w:color w:val="000000" w:themeColor="text1"/>
     </w:rPr>
     <w:tblPr>
@@ -7074,7 +6893,7 @@
       <w:spacing w:after="0" w:line="240" w:lineRule="auto"/>
     </w:pPr>
     <w:rPr>
-      <w:rFonts w:asciiTheme="majorHAnsi" w:eastAsiaTheme="majorEastAsia" w:hAnsiTheme="majorHAnsi" w:cstheme="majorBidi"/>
+      <w:rFonts/>
       <w:color w:val="000000" w:themeColor="text1"/>
     </w:rPr>
     <w:tblPr>
@@ -7202,7 +7021,7 @@
       <w:spacing w:after="0" w:line="240" w:lineRule="auto"/>
     </w:pPr>
     <w:rPr>
-      <w:rFonts w:asciiTheme="majorHAnsi" w:eastAsiaTheme="majorEastAsia" w:hAnsiTheme="majorHAnsi" w:cstheme="majorBidi"/>
+      <w:rFonts/>
       <w:color w:val="000000" w:themeColor="text1"/>
     </w:rPr>
     <w:tblPr>
@@ -7330,7 +7149,7 @@
       <w:spacing w:after="0" w:line="240" w:lineRule="auto"/>
     </w:pPr>
     <w:rPr>
-      <w:rFonts w:asciiTheme="majorHAnsi" w:eastAsiaTheme="majorEastAsia" w:hAnsiTheme="majorHAnsi" w:cstheme="majorBidi"/>
+      <w:rFonts/>
       <w:color w:val="000000" w:themeColor="text1"/>
     </w:rPr>
     <w:tblPr>
@@ -7969,7 +7788,7 @@
       <w:spacing w:after="0" w:line="240" w:lineRule="auto"/>
     </w:pPr>
     <w:rPr>
-      <w:rFonts w:asciiTheme="majorHAnsi" w:eastAsiaTheme="majorEastAsia" w:hAnsiTheme="majorHAnsi" w:cstheme="majorBidi"/>
+      <w:rFonts/>
       <w:color w:val="000000" w:themeColor="text1"/>
     </w:rPr>
     <w:tblPr>
@@ -8094,7 +7913,7 @@
       <w:spacing w:after="0" w:line="240" w:lineRule="auto"/>
     </w:pPr>
     <w:rPr>
-      <w:rFonts w:asciiTheme="majorHAnsi" w:eastAsiaTheme="majorEastAsia" w:hAnsiTheme="majorHAnsi" w:cstheme="majorBidi"/>
+      <w:rFonts/>
       <w:color w:val="000000" w:themeColor="text1"/>
     </w:rPr>
     <w:tblPr>
@@ -8219,7 +8038,7 @@
       <w:spacing w:after="0" w:line="240" w:lineRule="auto"/>
     </w:pPr>
     <w:rPr>
-      <w:rFonts w:asciiTheme="majorHAnsi" w:eastAsiaTheme="majorEastAsia" w:hAnsiTheme="majorHAnsi" w:cstheme="majorBidi"/>
+      <w:rFonts/>
       <w:color w:val="000000" w:themeColor="text1"/>
     </w:rPr>
     <w:tblPr>
@@ -8344,7 +8163,7 @@
       <w:spacing w:after="0" w:line="240" w:lineRule="auto"/>
     </w:pPr>
     <w:rPr>
-      <w:rFonts w:asciiTheme="majorHAnsi" w:eastAsiaTheme="majorEastAsia" w:hAnsiTheme="majorHAnsi" w:cstheme="majorBidi"/>
+      <w:rFonts/>
       <w:color w:val="000000" w:themeColor="text1"/>
     </w:rPr>
     <w:tblPr>
@@ -8469,7 +8288,7 @@
       <w:spacing w:after="0" w:line="240" w:lineRule="auto"/>
     </w:pPr>
     <w:rPr>
-      <w:rFonts w:asciiTheme="majorHAnsi" w:eastAsiaTheme="majorEastAsia" w:hAnsiTheme="majorHAnsi" w:cstheme="majorBidi"/>
+      <w:rFonts/>
       <w:color w:val="000000" w:themeColor="text1"/>
     </w:rPr>
     <w:tblPr>
@@ -8594,7 +8413,7 @@
       <w:spacing w:after="0" w:line="240" w:lineRule="auto"/>
     </w:pPr>
     <w:rPr>
-      <w:rFonts w:asciiTheme="majorHAnsi" w:eastAsiaTheme="majorEastAsia" w:hAnsiTheme="majorHAnsi" w:cstheme="majorBidi"/>
+      <w:rFonts/>
       <w:color w:val="000000" w:themeColor="text1"/>
     </w:rPr>
     <w:tblPr>
@@ -8719,7 +8538,7 @@
       <w:spacing w:after="0" w:line="240" w:lineRule="auto"/>
     </w:pPr>
     <w:rPr>
-      <w:rFonts w:asciiTheme="majorHAnsi" w:eastAsiaTheme="majorEastAsia" w:hAnsiTheme="majorHAnsi" w:cstheme="majorBidi"/>
+      <w:rFonts/>
       <w:color w:val="000000" w:themeColor="text1"/>
     </w:rPr>
     <w:tblPr>

--- a/az/discovery-articles/3.16 Yüksəksürətli dəmir yolu.docx
+++ b/az/discovery-articles/3.16 Yüksəksürətli dəmir yolu.docx
@@ -32,7 +32,7 @@
         <w:rPr>
           <w:sz w:val="20"/>
         </w:rPr>
-        <w:t>Dövr: təxminən 1964-cü ildən (Şinkansen); sonralar TGV və qlobal yüksəksürətli şəbəkələr | Əsas iştirakçılar: Yaponiya Milli Dəmir Yollarının Şinkansen mühəndisləri; Fransa Milli Dəmir Yolu Şirkətinin (SNCF) TGV komandaları; Çin və digər ölkələrin sonrakı proqramları</w:t>
+        <w:t>Dövr: 1964-cü il — Şinkansen xəttinin açılması; sonrakı dövrlər — TGV və başqa ölkələrdə yüksəksürətli dəmir yolu şəbəkələrinin inkişafı | Əsas iştirakçılar: Yaponiya Milli Dəmir Yollarının Şinkansen layihəsində çalışan mühəndisləri; Fransa Milli Dəmir Yolu Şirkətinin (SNCF) TGV layihə qrupları; sonrakı dövrlərdə Çin və digər ölkələrdə yüksəksürətli dəmir yollarını inkişaf etdirən mütəxəssislər</w:t>
       </w:r>
     </w:p>
     <w:p>
@@ -40,7 +40,7 @@
         <w:widowControl/>
       </w:pPr>
       <w:r>
-        <w:t>Yüksəksürətli dəmir yolu xüsusi layihələndirilmiş xətlərdə, çox vaxt 250 km/saatdan artıq sürətlə sərnişin daşıyır. Dəmir yolunun etibarlılığını quruda aviasiyaya yaxın sürətlə birləşdirərək şəhərlərarası səfərləri dəyişdi.</w:t>
+        <w:t>Yüksəksürətli dəmir yolu sərnişinləri xüsusi layihələndirilmiş xətlərlə, çox vaxt saatda 250 kilometrdən yüksək sürətlə daşıyır. Sürəti, müntəzəm işləməsi və şəhər mərkəzlərini birləşdirməsi sayəsində bəzi şəhərlərarası səfərlərdə hava nəqliyyatına alternativ oldu.</w:t>
       </w:r>
     </w:p>
     <w:p>
@@ -58,7 +58,7 @@
         <w:widowControl/>
       </w:pPr>
       <w:r>
-        <w:t>Yaponiyanın Tokio ilə Osaka arasındakı Tokaydo Şinkansen xətti 1964-cü ildə açıldı.</w:t>
+        <w:t>Yaponiyada Tokio ilə Osaka arasında Tokaydo Şinkansen xətti 1964-cü ildə istifadəyə verildi.</w:t>
       </w:r>
     </w:p>
     <w:p>
@@ -67,7 +67,7 @@
         <w:widowControl/>
       </w:pPr>
       <w:r>
-        <w:t>Fransanın TGV — «yüksəksürətli qatar» — xidməti 1981-ci ildə kommersiya daşımalarına başladı və sonralar sürət rekordları qoydu.</w:t>
+        <w:t>Fransanın TGV xidməti 1981-ci ildə sərnişin daşımağa başladı, sonralar isə sürət rekordları ilə tanındı. TGV fransız dilində «yüksəksürətli qatar» mənasını verən adın qısaltmasıdır.</w:t>
       </w:r>
     </w:p>
     <w:p>
@@ -76,7 +76,7 @@
         <w:widowControl/>
       </w:pPr>
       <w:r>
-        <w:t>Ayrılmış yol zolağı, az əyilən döngələr və qabaqcıl siqnalizasiya yüksək sürəti davamlı saxlamağa imkan verir.</w:t>
+        <w:t>Xüsusi ayrılmış xətlər, geniş döngələr və təkmil siqnalizasiya qatarların uzun məsafə boyunca yüksək sürətlə hərəkətinə imkan verir.</w:t>
       </w:r>
     </w:p>
     <w:p>
@@ -85,7 +85,7 @@
         <w:widowControl/>
       </w:pPr>
       <w:r>
-        <w:t>Çin sonralar marşrut uzunluğuna görə dünyanın ən böyük yüksəksürətli şəbəkəsini qurdu.</w:t>
+        <w:t>Çin sonrakı dövrdə xətlərinin ümumi uzunluğuna görə dünyanın ən böyük yüksəksürətli dəmir yolu şəbəkəsini qurdu.</w:t>
       </w:r>
     </w:p>
     <w:p>
@@ -94,7 +94,7 @@
         <w:widowControl/>
       </w:pPr>
       <w:r>
-        <w:t>Bu nəqliyyat qısa hava səfərləri ilə vaxt, karbon tullantısı və şəhər mərkəzinə çıxış baxımından rəqabət aparır.</w:t>
+        <w:t>Yüksəksürətli qatarlar qısa məsafəli uçuşlarla ümumi səfər vaxtı, karbon emissiyaları və şəhər mərkəzinə çatma rahatlığı baxımından rəqabət aparır.</w:t>
       </w:r>
     </w:p>
     <w:p>
@@ -103,15 +103,7 @@
         <w:widowControl/>
       </w:pPr>
       <w:r>
-        <w:t>Bu nədir</w:t>
-      </w:r>
-    </w:p>
-    <w:p>
-      <w:pPr>
-        <w:widowControl/>
-      </w:pPr>
-      <w:r>
-        <w:t>Yüksəksürətli dəmir yolu adi qatarlardan xeyli yüksək davamlı xidmət sürəti üçün qurulur. Adətən böyük radiuslu döngələri, müxtəlif səviyyələrdə kəsişmələri və maşinist kabinəsində siqnal göstəriciləri olan xüsusi xətlərdən istifadə edilir. Axına uyğun formalı qatarlar, güclü dartı və ciddi texniki qulluq sıx cədvəli təhlükəsiz saxlayır. Bəzi sistemlər maqnit yastığından istifadə etsə də, əksəriyyətdə polad təkər polad rels üzərində gedir. Bu, şəhər mərkəzində dayanan quru təyyarəsinə bənzəyir. Yenilik yalnız sürətli lokomotiv deyil, yol, qatar, enerji və istismarın bütöv sistemidir.</w:t>
+        <w:t>Bu nədir?</w:t>
       </w:r>
     </w:p>
     <w:p>
@@ -120,15 +112,7 @@
         <w:widowControl/>
       </w:pPr>
       <w:r>
-        <w:t>Kim kəşf edib və ya yaradıb</w:t>
-      </w:r>
-    </w:p>
-    <w:p>
-      <w:pPr>
-        <w:widowControl/>
-      </w:pPr>
-      <w:r>
-        <w:t>Müharibədən sonrakı Yaponiya mühəndisləri dünyadakı əvvəlki aerodinamik qatar təcrübələrinə əsaslanaraq davamlı kommersiya Şinkansen xidmətini yaratdılar. Fransanın SNCF komandaları TGV-ni Avropa modelinə çevirdi. Almaniya, İspaniya, İtaliya, Çin və başqaları yerli variantlar hazırladılar. Nailiyyət tək emalatxana ixtiraçısından çox milli proqramların və təchizatçıların işidir. Maşinistlər, siqnalçılar və yol işçiləri bu vədi hər gün gerçəkləşdirir. Məşhur qatar görünüşünün arxasında vaqonlar qədər böyük inşaat mühəndisliyi dayanır.</w:t>
+        <w:t>Yüksəksürətli dəmir yolu qatarların adi xətlərə nisbətən daha yüksək sürətlə müntəzəm işləməsi üçün qurulan nəqliyyat sistemidir. Burada təkcə qatarın sürətli olması kifayət etmir. Relslər, elektrik təchizatı, siqnalizasiya və texniki xidmət də həmin sürətə uyğun olmalıdır.</w:t>
       </w:r>
     </w:p>
     <w:p>
@@ -137,15 +121,97 @@
         <w:widowControl/>
       </w:pPr>
       <w:r>
-        <w:t>Nə vaxt və necə yaranıb</w:t>
+        <w:t>Belə xətlərdə döngələr geniş radiusla salınır. Avtomobil yolları ilə kəsişmələr körpü və tunellər vasitəsilə müxtəlif səviyyələrdən keçirilir. Hərəkətlə bağlı siqnallar maşinistin kabinəsindəki göstəricilərə ötürülür.</w:t>
       </w:r>
     </w:p>
     <w:p>
       <w:pPr>
+        <w:pStyle w:val="Heading1"/>
         <w:widowControl/>
       </w:pPr>
       <w:r>
-        <w:t>1964-cü il Şinkanseni yüksək sürətin bir dəfəlik rekord deyil, gündəlik xidmət ola bildiyini göstərdi. Avropanın 1980–1990-cı illərdəki genişlənməsi və Çinin XXI əsr tikintisi marşrut uzunluğunu artırdı. Xətlərin haradan keçəcəyini siyasət və maliyyə, işləyə bilməsini isə texnologiya müəyyənləşdirirdi. Gecə texniki qulluq vaxtları və Yaponiyada zəlzələ aşkarlanması sürət mədəniyyətinin hissəsinə çevrildi. Xətlər əsasən paytaxtlar və böyük şəhər bölgələri arasında yerləri dolduracaq qədər sıx əhali olan ərazilərdə yayıldı.</w:t>
+        <w:t>Qatarın gövdəsi hava müqavimətini azaltmaq üçün xüsusi formada hazırlanır. Güclü mühərriklər və müntəzəm texniki qulluq qatarların sıx hərəkət cədvəlinə uyğun, təhlükəsiz işləməsinə kömək edir. Yüksəksürətli dəmir yollarının əksəriyyətində polad təkərlər polad relslər üzərində hərəkət edir. Maqnit qüvvəsi ilə qaldırılan qatarlar isə başqa texniki yanaşmadan istifadə edir.</w:t>
+      </w:r>
+    </w:p>
+    <w:p>
+      <w:pPr>
+        <w:pStyle w:val="Heading1"/>
+        <w:widowControl/>
+      </w:pPr>
+      <w:r>
+        <w:t>Sərnişin üçün əsas üstünlüklərdən biri sürətli səfəri şəhər mərkəzinə yaxın stansiyada başa vurmaqdır. Bu imkan qatarın, yolun və bütün xidmətlərin bir-birinə uyğun işləməsi sayəsində yaranır.</w:t>
+      </w:r>
+    </w:p>
+    <w:p>
+      <w:pPr>
+        <w:pStyle w:val="Heading1"/>
+        <w:widowControl/>
+      </w:pPr>
+      <w:r>
+        <w:t>Kim yaradıb?</w:t>
+      </w:r>
+    </w:p>
+    <w:p>
+      <w:pPr>
+        <w:pStyle w:val="Heading1"/>
+        <w:widowControl/>
+      </w:pPr>
+      <w:r>
+        <w:t>Yüksəksürətli dəmir yolunun tək bir ixtiraçısı yoxdur. İkinci Dünya müharibəsindən sonra Yaponiya mühəndisləri əvvəlki sürətli qatar təcrübələrindən də yararlanaraq Şinkansen sistemini yaratdılar. Onların nailiyyəti yüksək sürəti gündəlik sərnişin daşımalarında etibarlı şəkildə tətbiq etmək idi.</w:t>
+      </w:r>
+    </w:p>
+    <w:p>
+      <w:pPr>
+        <w:pStyle w:val="Heading1"/>
+        <w:widowControl/>
+      </w:pPr>
+      <w:r>
+        <w:t>Fransada SNCF-nin layihə qrupları TGV sistemini inkişaf etdirdilər. Almaniya, İspaniya, İtaliya, Çin və başqa ölkələr də öz ehtiyaclarına uyğun həllər hazırladılar.</w:t>
+      </w:r>
+    </w:p>
+    <w:p>
+      <w:pPr>
+        <w:pStyle w:val="Heading1"/>
+        <w:widowControl/>
+      </w:pPr>
+      <w:r>
+        <w:t>Bu iş dövlət proqramlarının, elmi və mühəndis təşkilatlarının, avadanlıq istehsalçılarının birgə fəaliyyəti ilə mümkün oldu. Sistemin hər gün işləməsini isə maşinistlər, siqnalizasiya mütəxəssisləri və dəmir yoluna xidmət edən işçilər təmin edirlər. Sərnişinin gördüyü qatarın arxasında böyük həcmdə yol, körpü və tunel tikintisi də dayanır.</w:t>
+      </w:r>
+    </w:p>
+    <w:p>
+      <w:pPr>
+        <w:pStyle w:val="Heading1"/>
+        <w:widowControl/>
+      </w:pPr>
+      <w:r>
+        <w:t>Nə vaxt və necə yaranıb?</w:t>
+      </w:r>
+    </w:p>
+    <w:p>
+      <w:pPr>
+        <w:pStyle w:val="Heading1"/>
+        <w:widowControl/>
+      </w:pPr>
+      <w:r>
+        <w:t>1964-cü ildə istifadəyə verilən Şinkansen göstərdi ki, yüksək sürət yalnız sınaq zamanı əldə olunan rekord olmaya bilər: qatarlar bu sürətlə hər gün sərnişin daşıya bilər.</w:t>
+      </w:r>
+    </w:p>
+    <w:p>
+      <w:pPr>
+        <w:pStyle w:val="Heading1"/>
+        <w:widowControl/>
+      </w:pPr>
+      <w:r>
+        <w:t>1980–1990-cı illərdə Avropada yeni xətlər açıldı. XXI əsrdə Çində geniş tikinti proqramları həyata keçirildi. Xətlərin hansı şəhərləri birləşdirəcəyi siyasi qərarlardan və maliyyə imkanlarından, onların təhlükəsiz işləməsi isə texniki həllərdən asılı idi.</w:t>
+      </w:r>
+    </w:p>
+    <w:p>
+      <w:pPr>
+        <w:pStyle w:val="Heading1"/>
+        <w:widowControl/>
+      </w:pPr>
+      <w:r>
+        <w:t>Gecələr texniki qulluq üçün ayrılan vaxt və Yaponiyada zəlzələləri aşkarlayan sistemlər gündəlik işin mühüm hissəsinə çevrildi. Yüksəksürətli xətlər əsasən böyük şəhərləri birləşdirən, müntəzəm sərnişin daşımalarına kifayət qədər tələbat olan istiqamətlərdə yayıldı.</w:t>
       </w:r>
     </w:p>
     <w:p>
@@ -159,10 +225,29 @@
     </w:p>
     <w:p>
       <w:pPr>
+        <w:pStyle w:val="Heading1"/>
         <w:widowControl/>
       </w:pPr>
       <w:r>
-        <w:t>Yüksək sürət aerodinamika, təkər–rels dinamikası, səs-küyə nəzarət və nasazlıqda təhlükəsiz vəziyyətə keçən siqnalizasiyanı inkişaf etdirir. Üst kontakt xətləri və güc elektronikası davamlı böyük tələbatı ödəməlidir. İnsan amili araşdırmaları sürətdə rahatlığı və təxliyəni öyrənir. Yolun həndəsəsi tətbiqi riyaziyyatın tikintidə ifadəsidir. Məqsəd milyonlarla sərnişin-kilometr daşımada fəlakətli nasazlığın nadir olmasıdır; sistem iri etibarlılıq sınağıdır.</w:t>
+        <w:t>Yüksək sürət qatarın hava ilə qarşılıqlı təsirini, təkərlə rels arasındakı qüvvələri və səs-küyü daha diqqətlə öyrənməyi tələb edir. Siqnalizasiya elə qurulmalıdır ki, nasazlıq zamanı təhlükəli hərəkətin qarşısı alınsın və sistem təhlükəsiz vəziyyətə keçsin.</w:t>
+      </w:r>
+    </w:p>
+    <w:p>
+      <w:pPr>
+        <w:pStyle w:val="Heading1"/>
+        <w:widowControl/>
+      </w:pPr>
+      <w:r>
+        <w:t>Qatarın üstündəki elektrik kontakt xətləri və elektrik enerjisini idarə edən qurğular böyük güc tələbatını fasiləsiz ödəməlidir. Sərnişinlərin rahatlığı, işçilərin qərar verməsi və fövqəladə hallarda təxliyə imkanları da araşdırılır.</w:t>
+      </w:r>
+    </w:p>
+    <w:p>
+      <w:pPr>
+        <w:pStyle w:val="Heading1"/>
+        <w:widowControl/>
+      </w:pPr>
+      <w:r>
+        <w:t>Döngələrin radiusu, yolun mailliyi və relslərin yerləşdirilməsi dəqiq hesablamalara əsaslanır. Məqsəd yalnız sürəti artırmaq deyil, çoxsaylı səfərlər boyunca təhlükəsizliyi və etibarlılığı qorumaqdır.</w:t>
       </w:r>
     </w:p>
     <w:p>
@@ -176,10 +261,11 @@
     </w:p>
     <w:p>
       <w:pPr>
+        <w:pStyle w:val="Heading1"/>
         <w:widowControl/>
       </w:pPr>
       <w:r>
-        <w:t>Yüksəksürətli dəhlizlər hava limanları ilə rəqabəti və regional planlaşdırmanı dəyişdi. Əyilən gövdəli qatarlar və müasir siqnalizasiya kimi həllər adi xətlərə də keçdi. Maqnit yastıqlı layihələr başqa fizika ilə eyni sürət məqsədini güdür. Turizm, iş səfərləri və əmək bazarları xətlər boyunca genişlənir. İqlim siyasətində hava nəqliyyatından dəmir yoluna keçid şəbəkələrin böyüdülməsinə əsas kimi tez-tez göstərilir.</w:t>
+        <w:t>Yüksəksürətli xətlər şəhərlərarası nəqliyyatı və bölgələrin inkişaf planlarını dəyişdirdi. Bəzi istiqamətlərdə qatarlar hava nəqliyyatı ilə ciddi rəqabət aparmağa başladı.</w:t>
       </w:r>
     </w:p>
     <w:p>
@@ -188,15 +274,52 @@
         <w:widowControl/>
       </w:pPr>
       <w:r>
-        <w:t>İnsan həyatını necə dəyişib</w:t>
+        <w:t>Müasir siqnalizasiya və döngələrdə gövdəsi yana əyilən qatarlar kimi həllər adi xətlərdə də səfərləri sürətləndirməyə xidmət edir. Maqnit qüvvəsi ilə qaldırılan qatar layihələri isə yüksək sürətə başqa üsulla çatmağa çalışır.</w:t>
       </w:r>
     </w:p>
     <w:p>
       <w:pPr>
+        <w:pStyle w:val="Heading1"/>
         <w:widowControl/>
       </w:pPr>
       <w:r>
-        <w:t>Milyonlarla insan üçün uzaq şəhərə gedib həmin gün qayıtmaq adiləşdi. Yeni stansiya yaxınlığındakı kəndlər şəbəkəyə nə dərəcədə qoşulduğundan asılı olaraq inkişaf etdi və ya durğun qaldı. Sərnişinlər dəqiqliyi tərifləsə də, səs-küy və torpaq ayrılması etirazlar doğurdu. Səfərə ayrılan vaxt insanların harada yaşayıb işləməsini dəyişdi. Landşafta çınqıl əsas və kontakt naqillərindən ibarət yeni axın xətti əlavə olundu; pik saatların izdihamı onunla təyyarəyə yaxın sürətlə hərəkət edir.</w:t>
+        <w:t>Yeni xətlər turizmi, işgüzar səfərləri və başqa şəhərdə işləmək imkanlarını genişləndirir. Qısa məsafəli uçuşların bir hissəsini dəmir yolu səfərləri ilə əvəz etmək iqlim siyasətində bu şəbəkələrin böyüdülməsinin səbəblərindən biri kimi göstərilir.</w:t>
+      </w:r>
+    </w:p>
+    <w:p>
+      <w:pPr>
+        <w:pStyle w:val="Heading1"/>
+        <w:widowControl/>
+      </w:pPr>
+      <w:r>
+        <w:t>İnsan həyatını necə dəyişib?</w:t>
+      </w:r>
+    </w:p>
+    <w:p>
+      <w:pPr>
+        <w:pStyle w:val="Heading1"/>
+        <w:widowControl/>
+      </w:pPr>
+      <w:r>
+        <w:t>Milyonlarla insan üçün başqa şəhərə gedib işini görmək və həmin gün geri qayıtmaq adi hala çevrildi. Yol vaxtının azalması insanların harada yaşamaq və işləmək barədə seçimlərinə təsir etdi.</w:t>
+      </w:r>
+    </w:p>
+    <w:p>
+      <w:pPr>
+        <w:pStyle w:val="Heading1"/>
+        <w:widowControl/>
+      </w:pPr>
+      <w:r>
+        <w:t>Yeni stansiyaların yaxınlığındakı yaşayış məntəqələrinin taleyi isə şəbəkədən nə dərəcədə yararlana bilmələrindən asılı oldu. Bəziləri inkişaf etdi, digərləri gözlənilən canlanmadan kənarda qaldı.</w:t>
+      </w:r>
+    </w:p>
+    <w:p>
+      <w:pPr>
+        <w:pStyle w:val="Heading1"/>
+        <w:widowControl/>
+      </w:pPr>
+      <w:r>
+        <w:t>Sərnişinlər qatarların vaxtında işləməsini yüksək qiymətləndirsələr də, xətlərin salınması üçün torpaq ayrılması və yaranan səs-küy bəzi yerlərdə etiraz doğurdu. Ərazilərin görünüşü də dəyişdi: yeni rels yolları və elektrik xətləri çəkildi. Bu yollarla hər gün çoxsaylı insan uzaq şəhərlər arasında əvvəlkindən daha qısa vaxtda hərəkət etməyə başladı.</w:t>
       </w:r>
     </w:p>
     <w:p>
@@ -217,7 +340,7 @@
         <w:rPr>
           <w:sz w:val="20"/>
         </w:rPr>
-        <w:t>A Kitablar və əsas elmi əsərlər</w:t>
+        <w:t>Kitablar və əsas elmi əsərlər</w:t>
       </w:r>
     </w:p>
     <w:p>
@@ -240,7 +363,7 @@
         <w:rPr>
           <w:sz w:val="20"/>
         </w:rPr>
-        <w:t>C Qurumların materialları və ensiklopedik mənbələr</w:t>
+        <w:t>Qurumların materialları və ensiklopedik mənbələr</w:t>
       </w:r>
     </w:p>
     <w:p>
@@ -300,7 +423,7 @@
         <w:rPr>
           <w:sz w:val="20"/>
         </w:rPr>
-        <w:t>D Muzey arxiv və kitabxana materialları</w:t>
+        <w:t>Muzey arxiv və kitabxana materialları</w:t>
       </w:r>
     </w:p>
     <w:p>
@@ -336,7 +459,7 @@
         <w:rPr>
           <w:sz w:val="20"/>
         </w:rPr>
-        <w:t>H Peşə birlikləri və standartlaşdırma qurumları</w:t>
+        <w:t>Peşə birlikləri və standartlaşdırma qurumları</w:t>
       </w:r>
     </w:p>
     <w:p>
